--- a/docs/lista_louvores/Textos_Louvores/VINHO E PÃO.docx
+++ b/docs/lista_louvores/Textos_Louvores/VINHO E PÃO.docx
@@ -4,21 +4,14 @@
   <w:body>
     <w:p>
       <w:pPr>
-        <w:pStyle w:val="SemEspaamento"/>
-        <w:rPr>
-          <w:rFonts w:ascii="Times New Roman" w:hAnsi="Times New Roman" w:cs="Times New Roman"/>
-        </w:rPr>
+        <w:pStyle w:val="Ttulo1"/>
       </w:pPr>
       <w:r>
-        <w:rPr>
-          <w:rFonts w:ascii="Times New Roman" w:hAnsi="Times New Roman" w:cs="Times New Roman"/>
-        </w:rPr>
         <w:t xml:space="preserve">VINHO E PÃO </w:t>
       </w:r>
     </w:p>
     <w:p>
       <w:pPr>
-        <w:spacing w:after="0"/>
         <w:rPr>
           <w:rFonts w:ascii="Times New Roman" w:hAnsi="Times New Roman"/>
         </w:rPr>
@@ -35,11 +28,59 @@
         </w:rPr>
         <w:br/>
         <w:t xml:space="preserve">Nos reunimos aquecidos por Sua luz </w:t>
+      </w:r>
+      <w:r>
+        <w:rPr>
+          <w:rFonts w:ascii="Times New Roman" w:hAnsi="Times New Roman"/>
+        </w:rPr>
+        <w:br/>
+      </w:r>
+      <w:r>
+        <w:rPr>
+          <w:rFonts w:ascii="Times New Roman" w:hAnsi="Times New Roman"/>
+        </w:rPr>
+        <w:t xml:space="preserve">Por meio do Senhor, unidos neste amor </w:t>
+      </w:r>
+      <w:r>
+        <w:rPr>
+          <w:rFonts w:ascii="Times New Roman" w:hAnsi="Times New Roman"/>
+        </w:rPr>
+        <w:br/>
+        <w:t>Com vinho e pão nós celebramos comunhão</w:t>
+      </w:r>
+      <w:r>
+        <w:rPr>
+          <w:rFonts w:ascii="Times New Roman" w:hAnsi="Times New Roman"/>
+        </w:rPr>
+        <w:t xml:space="preserve"> </w:t>
+      </w:r>
+      <w:r>
+        <w:rPr>
+          <w:rFonts w:ascii="Times New Roman" w:hAnsi="Times New Roman"/>
+          <w:b/>
+          <w:bCs/>
+        </w:rPr>
+        <w:t>[2</w:t>
+      </w:r>
+      <w:r>
+        <w:rPr>
+          <w:rFonts w:ascii="Times New Roman" w:hAnsi="Times New Roman"/>
+          <w:b/>
+          <w:bCs/>
+        </w:rPr>
+        <w:t xml:space="preserve"> </w:t>
+      </w:r>
+      <w:r>
+        <w:rPr>
+          <w:rFonts w:ascii="Times New Roman" w:hAnsi="Times New Roman"/>
+          <w:b/>
+          <w:bCs/>
+        </w:rPr>
+        <w:t>X]</w:t>
       </w:r>
     </w:p>
     <w:p>
       <w:pPr>
-        <w:spacing w:after="0"/>
         <w:rPr>
           <w:rFonts w:ascii="Times New Roman" w:hAnsi="Times New Roman"/>
         </w:rPr>
@@ -48,33 +89,81 @@
         <w:rPr>
           <w:rFonts w:ascii="Times New Roman" w:hAnsi="Times New Roman"/>
         </w:rPr>
-        <w:t xml:space="preserve">Por meio do Senhor, unidos neste amor </w:t>
+        <w:t xml:space="preserve">Não me sinto estranho aqui </w:t>
       </w:r>
       <w:r>
         <w:rPr>
           <w:rFonts w:ascii="Times New Roman" w:hAnsi="Times New Roman"/>
         </w:rPr>
         <w:br/>
-        <w:t>Com vinho e pão nós celebramos comunhão</w:t>
-      </w:r>
-      <w:r>
-        <w:rPr>
-          <w:rFonts w:ascii="Times New Roman" w:hAnsi="Times New Roman"/>
-        </w:rPr>
-        <w:t xml:space="preserve"> [2X]</w:t>
+      </w:r>
+      <w:r>
+        <w:rPr>
+          <w:rFonts w:ascii="Times New Roman" w:hAnsi="Times New Roman"/>
+        </w:rPr>
+        <w:t>Este é o meu lugar.</w:t>
+      </w:r>
+      <w:r>
+        <w:rPr>
+          <w:rFonts w:ascii="Times New Roman" w:hAnsi="Times New Roman"/>
+        </w:rPr>
+        <w:br/>
+        <w:t xml:space="preserve">No perdão que tenho em Ti </w:t>
+      </w:r>
+      <w:r>
+        <w:rPr>
+          <w:rFonts w:ascii="Times New Roman" w:hAnsi="Times New Roman"/>
+        </w:rPr>
+        <w:br/>
+      </w:r>
+      <w:r>
+        <w:rPr>
+          <w:rFonts w:ascii="Times New Roman" w:hAnsi="Times New Roman"/>
+        </w:rPr>
+        <w:t>Aprendo a perdoar</w:t>
       </w:r>
     </w:p>
     <w:p>
       <w:pPr>
-        <w:spacing w:after="0"/>
         <w:rPr>
           <w:rFonts w:ascii="Times New Roman" w:hAnsi="Times New Roman"/>
         </w:rPr>
       </w:pPr>
+      <w:r>
+        <w:rPr>
+          <w:rFonts w:ascii="Times New Roman" w:hAnsi="Times New Roman"/>
+        </w:rPr>
+        <w:t xml:space="preserve">Quem serve o vinho e parte o pão </w:t>
+      </w:r>
+      <w:r>
+        <w:rPr>
+          <w:rFonts w:ascii="Times New Roman" w:hAnsi="Times New Roman"/>
+        </w:rPr>
+        <w:br/>
+        <w:t>É o próprio Cristo, ressurreto e nosso irmão</w:t>
+      </w:r>
+      <w:r>
+        <w:rPr>
+          <w:rFonts w:ascii="Times New Roman" w:hAnsi="Times New Roman"/>
+        </w:rPr>
+        <w:br/>
+      </w:r>
+      <w:r>
+        <w:rPr>
+          <w:rFonts w:ascii="Times New Roman" w:hAnsi="Times New Roman"/>
+        </w:rPr>
+        <w:t xml:space="preserve">O Rei da terra e céus é nosso anfitrião </w:t>
+      </w:r>
+      <w:r>
+        <w:rPr>
+          <w:rFonts w:ascii="Times New Roman" w:hAnsi="Times New Roman"/>
+        </w:rPr>
+        <w:br/>
+        <w:t>Com vinho e pão nós celebramos comunhão</w:t>
+      </w:r>
     </w:p>
     <w:p>
       <w:pPr>
-        <w:spacing w:after="0"/>
         <w:rPr>
           <w:rFonts w:ascii="Times New Roman" w:hAnsi="Times New Roman"/>
         </w:rPr>
@@ -83,12 +172,54 @@
         <w:rPr>
           <w:rFonts w:ascii="Times New Roman" w:hAnsi="Times New Roman"/>
         </w:rPr>
-        <w:t xml:space="preserve">Não me sinto estranho aqui </w:t>
+        <w:t>Entre o povo do Senhor verdadeiro lar.</w:t>
+      </w:r>
+      <w:r>
+        <w:rPr>
+          <w:rFonts w:ascii="Times New Roman" w:hAnsi="Times New Roman"/>
+        </w:rPr>
+        <w:br/>
+        <w:t>Cristo está presente aqui neste celebrar</w:t>
+      </w:r>
+      <w:r>
+        <w:rPr>
+          <w:rFonts w:ascii="Times New Roman" w:hAnsi="Times New Roman"/>
+        </w:rPr>
+        <w:br/>
+      </w:r>
+      <w:r>
+        <w:rPr>
+          <w:rFonts w:ascii="Times New Roman" w:hAnsi="Times New Roman"/>
+        </w:rPr>
+        <w:t xml:space="preserve">E logo vamos nos reunir </w:t>
+      </w:r>
+      <w:r>
+        <w:rPr>
+          <w:rFonts w:ascii="Times New Roman" w:hAnsi="Times New Roman"/>
+        </w:rPr>
+        <w:br/>
+      </w:r>
+      <w:r>
+        <w:rPr>
+          <w:rFonts w:ascii="Times New Roman" w:hAnsi="Times New Roman"/>
+        </w:rPr>
+        <w:t>No grande encontro preparado que há de vir.</w:t>
+      </w:r>
+      <w:r>
+        <w:rPr>
+          <w:rFonts w:ascii="Times New Roman" w:hAnsi="Times New Roman"/>
+        </w:rPr>
+        <w:br/>
+      </w:r>
+      <w:r>
+        <w:rPr>
+          <w:rFonts w:ascii="Times New Roman" w:hAnsi="Times New Roman"/>
+        </w:rPr>
+        <w:t>Na glória do Senhor, em todo esplendor</w:t>
       </w:r>
     </w:p>
     <w:p>
       <w:pPr>
-        <w:spacing w:after="0"/>
         <w:rPr>
           <w:rFonts w:ascii="Times New Roman" w:hAnsi="Times New Roman"/>
         </w:rPr>
@@ -97,195 +228,19 @@
         <w:rPr>
           <w:rFonts w:ascii="Times New Roman" w:hAnsi="Times New Roman"/>
         </w:rPr>
-        <w:t>Este é o meu lugar.</w:t>
+        <w:t>Com vinho e pão celebraremos comunhão</w:t>
       </w:r>
       <w:r>
         <w:rPr>
           <w:rFonts w:ascii="Times New Roman" w:hAnsi="Times New Roman"/>
         </w:rPr>
         <w:br/>
-        <w:t xml:space="preserve">No perdão que tenho em Ti </w:t>
-      </w:r>
-    </w:p>
-    <w:p>
-      <w:pPr>
-        <w:spacing w:after="0"/>
-        <w:rPr>
-          <w:rFonts w:ascii="Times New Roman" w:hAnsi="Times New Roman"/>
-        </w:rPr>
-      </w:pPr>
-      <w:r>
-        <w:rPr>
-          <w:rFonts w:ascii="Times New Roman" w:hAnsi="Times New Roman"/>
-        </w:rPr>
-        <w:t>Aprendo a perdoar</w:t>
-      </w:r>
-    </w:p>
-    <w:p>
-      <w:pPr>
-        <w:spacing w:after="0"/>
-        <w:rPr>
-          <w:rFonts w:ascii="Times New Roman" w:hAnsi="Times New Roman"/>
-        </w:rPr>
-      </w:pPr>
-    </w:p>
-    <w:p>
-      <w:pPr>
-        <w:spacing w:after="0"/>
-        <w:rPr>
-          <w:rFonts w:ascii="Times New Roman" w:hAnsi="Times New Roman"/>
-        </w:rPr>
-      </w:pPr>
-      <w:r>
-        <w:rPr>
-          <w:rFonts w:ascii="Times New Roman" w:hAnsi="Times New Roman"/>
-        </w:rPr>
-        <w:t xml:space="preserve">Quem serve o vinho e parte o pão </w:t>
-      </w:r>
-      <w:r>
-        <w:rPr>
-          <w:rFonts w:ascii="Times New Roman" w:hAnsi="Times New Roman"/>
-        </w:rPr>
-        <w:br/>
-        <w:t>É o próprio Cristo, ressurreto e nosso irmão</w:t>
-      </w:r>
-    </w:p>
-    <w:p>
-      <w:pPr>
-        <w:spacing w:after="0"/>
-        <w:rPr>
-          <w:rFonts w:ascii="Times New Roman" w:hAnsi="Times New Roman"/>
-        </w:rPr>
-      </w:pPr>
-      <w:r>
-        <w:rPr>
-          <w:rFonts w:ascii="Times New Roman" w:hAnsi="Times New Roman"/>
-        </w:rPr>
-        <w:t xml:space="preserve">O Rei da terra e céus é nosso anfitrião </w:t>
-      </w:r>
-      <w:r>
-        <w:rPr>
-          <w:rFonts w:ascii="Times New Roman" w:hAnsi="Times New Roman"/>
-        </w:rPr>
-        <w:br/>
-        <w:t>Com vinho e pão nós celebramos comunhão</w:t>
-      </w:r>
-    </w:p>
-    <w:p>
-      <w:pPr>
-        <w:spacing w:after="0"/>
-        <w:rPr>
-          <w:rFonts w:ascii="Times New Roman" w:hAnsi="Times New Roman"/>
-        </w:rPr>
-      </w:pPr>
-    </w:p>
-    <w:p>
-      <w:pPr>
-        <w:spacing w:after="0"/>
-        <w:rPr>
-          <w:rFonts w:ascii="Times New Roman" w:hAnsi="Times New Roman"/>
-        </w:rPr>
-      </w:pPr>
-      <w:r>
-        <w:rPr>
-          <w:rFonts w:ascii="Times New Roman" w:hAnsi="Times New Roman"/>
-        </w:rPr>
-        <w:t>Entre o povo do Senhor verdadeiro lar.</w:t>
-      </w:r>
-      <w:r>
-        <w:rPr>
-          <w:rFonts w:ascii="Times New Roman" w:hAnsi="Times New Roman"/>
-        </w:rPr>
-        <w:br/>
-        <w:t>Cristo está presente aqui neste celebrar</w:t>
-      </w:r>
-    </w:p>
-    <w:p>
-      <w:pPr>
-        <w:spacing w:after="0"/>
-        <w:rPr>
-          <w:rFonts w:ascii="Times New Roman" w:hAnsi="Times New Roman"/>
-        </w:rPr>
-      </w:pPr>
-      <w:r>
-        <w:rPr>
-          <w:rFonts w:ascii="Times New Roman" w:hAnsi="Times New Roman"/>
-        </w:rPr>
-        <w:t xml:space="preserve">E logo vamos nos reunir </w:t>
-      </w:r>
-    </w:p>
-    <w:p>
-      <w:pPr>
-        <w:spacing w:after="0"/>
-        <w:rPr>
-          <w:rFonts w:ascii="Times New Roman" w:hAnsi="Times New Roman"/>
-        </w:rPr>
-      </w:pPr>
-      <w:r>
-        <w:rPr>
-          <w:rFonts w:ascii="Times New Roman" w:hAnsi="Times New Roman"/>
-        </w:rPr>
-        <w:t>No grande encontro preparado que há de vir.</w:t>
-      </w:r>
-    </w:p>
-    <w:p>
-      <w:pPr>
-        <w:spacing w:after="0"/>
-        <w:rPr>
-          <w:rFonts w:ascii="Times New Roman" w:hAnsi="Times New Roman"/>
-        </w:rPr>
-      </w:pPr>
-      <w:r>
-        <w:rPr>
-          <w:rFonts w:ascii="Times New Roman" w:hAnsi="Times New Roman"/>
-        </w:rPr>
-        <w:t>Na glória do Senhor, em todo esplendor</w:t>
-      </w:r>
-    </w:p>
-    <w:p>
-      <w:pPr>
-        <w:spacing w:after="0"/>
-        <w:rPr>
-          <w:rFonts w:ascii="Times New Roman" w:hAnsi="Times New Roman"/>
-        </w:rPr>
-      </w:pPr>
-    </w:p>
-    <w:p>
-      <w:pPr>
-        <w:spacing w:after="0"/>
-        <w:rPr>
-          <w:rFonts w:ascii="Times New Roman" w:hAnsi="Times New Roman"/>
-        </w:rPr>
-      </w:pPr>
+      </w:r>
       <w:r>
         <w:rPr>
           <w:rFonts w:ascii="Times New Roman" w:hAnsi="Times New Roman"/>
         </w:rPr>
         <w:t>Com vinho e pão celebraremos comunhão</w:t>
-      </w:r>
-      <w:r>
-        <w:rPr>
-          <w:rFonts w:ascii="Times New Roman" w:hAnsi="Times New Roman"/>
-        </w:rPr>
-        <w:t xml:space="preserve"> </w:t>
-      </w:r>
-      <w:r>
-        <w:rPr>
-          <w:rFonts w:ascii="Times New Roman" w:hAnsi="Times New Roman"/>
-        </w:rPr>
-        <w:t>[</w:t>
-      </w:r>
-      <w:r>
-        <w:rPr>
-          <w:rFonts w:ascii="Times New Roman" w:hAnsi="Times New Roman"/>
-        </w:rPr>
-        <w:t>2X</w:t>
-      </w:r>
-      <w:r>
-        <w:rPr>
-          <w:rFonts w:ascii="Times New Roman" w:hAnsi="Times New Roman"/>
-        </w:rPr>
-        <w:t>]</w:t>
       </w:r>
     </w:p>
     <w:sectPr>
